--- a/backend/templates/MATRICULAL12.docx
+++ b/backend/templates/MATRICULAL12.docx
@@ -153,7 +153,7 @@
         <mc:AlternateContent>
           <mc:Choice Requires="wps">
             <w:drawing>
-              <wp:anchor distT="0" distB="0" distL="114300" distR="114300" simplePos="0" relativeHeight="251656192" behindDoc="0" locked="0" layoutInCell="1" allowOverlap="1" wp14:anchorId="62BCC5FF" wp14:editId="58BB0E47">
+              <wp:anchor distT="0" distB="0" distL="114300" distR="114300" simplePos="0" relativeHeight="251656192" behindDoc="0" locked="0" layoutInCell="1" allowOverlap="1" wp14:anchorId="62BCC5FF" wp14:editId="63F82A8E">
                 <wp:simplePos x="0" y="0"/>
                 <wp:positionH relativeFrom="column">
                   <wp:posOffset>4686300</wp:posOffset>
@@ -216,7 +216,7 @@
           </mc:Choice>
           <mc:Fallback>
             <w:pict>
-              <v:rect w14:anchorId="7014E8C0" id="Rectangle 2" o:spid="_x0000_s1026" style="position:absolute;margin-left:369pt;margin-top:.8pt;width:85.7pt;height:94.5pt;z-index:251656192;visibility:visible;mso-wrap-style:square;mso-width-percent:0;mso-height-percent:0;mso-wrap-distance-left:9pt;mso-wrap-distance-top:0;mso-wrap-distance-right:9pt;mso-wrap-distance-bottom:0;mso-position-horizontal:absolute;mso-position-horizontal-relative:text;mso-position-vertical:absolute;mso-position-vertical-relative:text;mso-width-percent:0;mso-height-percent:0;mso-width-relative:page;mso-height-relative:page;v-text-anchor:top" o:gfxdata="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">
+              <v:rect w14:anchorId="273BA430" id="Rectangle 2" o:spid="_x0000_s1026" style="position:absolute;margin-left:369pt;margin-top:.8pt;width:85.7pt;height:94.5pt;z-index:251656192;visibility:visible;mso-wrap-style:square;mso-width-percent:0;mso-height-percent:0;mso-wrap-distance-left:9pt;mso-wrap-distance-top:0;mso-wrap-distance-right:9pt;mso-wrap-distance-bottom:0;mso-position-horizontal:absolute;mso-position-horizontal-relative:text;mso-position-vertical:absolute;mso-position-vertical-relative:text;mso-width-percent:0;mso-height-percent:0;mso-width-relative:page;mso-height-relative:page;v-text-anchor:top" o:gfxdata="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">
                 <v:shadow on="t" offset="6pt,6pt"/>
               </v:rect>
             </w:pict>
@@ -457,152 +457,6 @@
             </w:pPr>
             <w:r>
               <w:rPr>
-                <w:noProof/>
-                <w:sz w:val="20"/>
-              </w:rPr>
-              <mc:AlternateContent>
-                <mc:Choice Requires="wps">
-                  <w:drawing>
-                    <wp:anchor distT="0" distB="0" distL="114300" distR="114300" simplePos="0" relativeHeight="251658240" behindDoc="0" locked="0" layoutInCell="1" allowOverlap="1" wp14:anchorId="727F56CA" wp14:editId="5F0311B9">
-                      <wp:simplePos x="0" y="0"/>
-                      <wp:positionH relativeFrom="column">
-                        <wp:posOffset>4914900</wp:posOffset>
-                      </wp:positionH>
-                      <wp:positionV relativeFrom="paragraph">
-                        <wp:posOffset>70485</wp:posOffset>
-                      </wp:positionV>
-                      <wp:extent cx="714375" cy="386080"/>
-                      <wp:effectExtent l="6985" t="0" r="12065" b="0"/>
-                      <wp:wrapNone/>
-                      <wp:docPr id="3" name="WordArt 5"/>
-                      <wp:cNvGraphicFramePr>
-                        <a:graphicFrameLocks xmlns:a="http://schemas.openxmlformats.org/drawingml/2006/main"/>
-                      </wp:cNvGraphicFramePr>
-                      <a:graphic xmlns:a="http://schemas.openxmlformats.org/drawingml/2006/main">
-                        <a:graphicData uri="http://schemas.microsoft.com/office/word/2010/wordprocessingShape">
-                          <wps:wsp>
-                            <wps:cNvSpPr txBox="1">
-                              <a:spLocks noChangeArrowheads="1" noChangeShapeType="1" noTextEdit="1"/>
-                            </wps:cNvSpPr>
-                            <wps:spPr bwMode="auto">
-                              <a:xfrm>
-                                <a:off x="0" y="0"/>
-                                <a:ext cx="714375" cy="386080"/>
-                              </a:xfrm>
-                              <a:prstGeom prst="rect">
-                                <a:avLst/>
-                              </a:prstGeom>
-                              <a:extLst>
-                                <a:ext uri="{AF507438-7753-43E0-B8FC-AC1667EBCBE1}">
-                                  <a14:hiddenEffects xmlns:a14="http://schemas.microsoft.com/office/drawing/2010/main">
-                                    <a:effectLst/>
-                                  </a14:hiddenEffects>
-                                </a:ext>
-                              </a:extLst>
-                            </wps:spPr>
-                            <wps:txbx>
-                              <w:txbxContent>
-                                <w:p>
-                                  <w:pPr>
-                                    <w:jc w:val="center"/>
-                                    <w:rPr>
-                                      <w:color w:val="000000"/>
-                                      <w:sz w:val="20"/>
-                                      <w:szCs w:val="20"/>
-                                      <w14:textOutline w14:w="9525" w14:cap="flat" w14:cmpd="sng" w14:algn="ctr">
-                                        <w14:solidFill>
-                                          <w14:srgbClr w14:val="000000"/>
-                                        </w14:solidFill>
-                                        <w14:prstDash w14:val="solid"/>
-                                        <w14:round/>
-                                      </w14:textOutline>
-                                    </w:rPr>
-                                  </w:pPr>
-                                  <w:r>
-                                    <w:rPr>
-                                      <w:color w:val="000000"/>
-                                      <w:sz w:val="20"/>
-                                      <w:szCs w:val="20"/>
-                                      <w14:textOutline w14:w="9525" w14:cap="flat" w14:cmpd="sng" w14:algn="ctr">
-                                        <w14:solidFill>
-                                          <w14:srgbClr w14:val="000000"/>
-                                        </w14:solidFill>
-                                        <w14:prstDash w14:val="solid"/>
-                                        <w14:round/>
-                                      </w14:textOutline>
-                                    </w:rPr>
-                                    <w:t>Fotografía</w:t>
-                                  </w:r>
-                                </w:p>
-                              </w:txbxContent>
-                            </wps:txbx>
-                            <wps:bodyPr wrap="square" numCol="1" fromWordArt="1">
-                              <a:prstTxWarp prst="textSlantUp">
-                                <a:avLst>
-                                  <a:gd name="adj" fmla="val 55556"/>
-                                </a:avLst>
-                              </a:prstTxWarp>
-                              <a:spAutoFit/>
-                            </wps:bodyPr>
-                          </wps:wsp>
-                        </a:graphicData>
-                      </a:graphic>
-                      <wp14:sizeRelH relativeFrom="page">
-                        <wp14:pctWidth>0</wp14:pctWidth>
-                      </wp14:sizeRelH>
-                      <wp14:sizeRelV relativeFrom="page">
-                        <wp14:pctHeight>0</wp14:pctHeight>
-                      </wp14:sizeRelV>
-                    </wp:anchor>
-                  </w:drawing>
-                </mc:Choice>
-                <mc:Fallback>
-                  <w:pict>
-                    <v:shape w14:anchorId="727F56CA" id="WordArt 5" o:spid="_x0000_s1027" type="#_x0000_t202" style="position:absolute;left:0;text-align:left;margin-left:387pt;margin-top:5.55pt;width:56.25pt;height:30.4pt;z-index:251658240;visibility:visible;mso-wrap-style:square;mso-width-percent:0;mso-height-percent:0;mso-wrap-distance-left:9pt;mso-wrap-distance-top:0;mso-wrap-distance-right:9pt;mso-wrap-distance-bottom:0;mso-position-horizontal:absolute;mso-position-horizontal-relative:text;mso-position-vertical:absolute;mso-position-vertical-relative:text;mso-width-percent:0;mso-height-percent:0;mso-width-relative:page;mso-height-relative:page;v-text-anchor:top" o:gfxdata="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" filled="f" stroked="f">
-                      <o:lock v:ext="edit" shapetype="t"/>
-                      <v:textbox style="mso-fit-shape-to-text:t">
-                        <w:txbxContent>
-                          <w:p>
-                            <w:pPr>
-                              <w:jc w:val="center"/>
-                              <w:rPr>
-                                <w:color w:val="000000"/>
-                                <w:sz w:val="20"/>
-                                <w:szCs w:val="20"/>
-                                <w14:textOutline w14:w="9525" w14:cap="flat" w14:cmpd="sng" w14:algn="ctr">
-                                  <w14:solidFill>
-                                    <w14:srgbClr w14:val="000000"/>
-                                  </w14:solidFill>
-                                  <w14:prstDash w14:val="solid"/>
-                                  <w14:round/>
-                                </w14:textOutline>
-                              </w:rPr>
-                            </w:pPr>
-                            <w:r>
-                              <w:rPr>
-                                <w:color w:val="000000"/>
-                                <w:sz w:val="20"/>
-                                <w:szCs w:val="20"/>
-                                <w14:textOutline w14:w="9525" w14:cap="flat" w14:cmpd="sng" w14:algn="ctr">
-                                  <w14:solidFill>
-                                    <w14:srgbClr w14:val="000000"/>
-                                  </w14:solidFill>
-                                  <w14:prstDash w14:val="solid"/>
-                                  <w14:round/>
-                                </w14:textOutline>
-                              </w:rPr>
-                              <w:t>Fotografía</w:t>
-                            </w:r>
-                          </w:p>
-                        </w:txbxContent>
-                      </v:textbox>
-                    </v:shape>
-                  </w:pict>
-                </mc:Fallback>
-              </mc:AlternateContent>
-            </w:r>
-            <w:r>
-              <w:rPr>
                 <w:sz w:val="16"/>
               </w:rPr>
               <w:t>NOMBRE DEL ESTABLECIMIENTO ARTESANAL</w:t>
@@ -1579,7 +1433,27 @@
         <w:t xml:space="preserve">MATRÍCULA No. </w:t>
       </w:r>
       <w:r>
-        <w:t>{matriculaNo}</w:t>
+        <w:rPr>
+          <w:b/>
+          <w:bCs/>
+        </w:rPr>
+        <w:t>{</w:t>
+      </w:r>
+      <w:proofErr w:type="spellStart"/>
+      <w:r>
+        <w:rPr>
+          <w:b/>
+          <w:bCs/>
+        </w:rPr>
+        <w:t>matriculaNo</w:t>
+      </w:r>
+      <w:proofErr w:type="spellEnd"/>
+      <w:r>
+        <w:rPr>
+          <w:b/>
+          <w:bCs/>
+        </w:rPr>
+        <w:t>}</w:t>
       </w:r>
     </w:p>
     <w:p>
@@ -1906,7 +1780,25 @@
                 <w:bCs/>
                 <w:sz w:val="16"/>
               </w:rPr>
-              <w:t>{raArt}</w:t>
+              <w:t>{</w:t>
+            </w:r>
+            <w:proofErr w:type="spellStart"/>
+            <w:r>
+              <w:rPr>
+                <w:b/>
+                <w:bCs/>
+                <w:sz w:val="16"/>
+              </w:rPr>
+              <w:t>raArt</w:t>
+            </w:r>
+            <w:proofErr w:type="spellEnd"/>
+            <w:r>
+              <w:rPr>
+                <w:b/>
+                <w:bCs/>
+                <w:sz w:val="16"/>
+              </w:rPr>
+              <w:t>}</w:t>
             </w:r>
           </w:p>
         </w:tc>
@@ -2141,14 +2033,36 @@
           <w:p>
             <w:pPr>
               <w:rPr>
-                <w:sz w:val="12"/>
-              </w:rPr>
-            </w:pPr>
-            <w:r>
-              <w:rPr>
-                <w:sz w:val="12"/>
-              </w:rPr>
-              <w:t>{pais}</w:t>
+                <w:b/>
+                <w:bCs/>
+                <w:sz w:val="12"/>
+              </w:rPr>
+            </w:pPr>
+            <w:r>
+              <w:rPr>
+                <w:b/>
+                <w:bCs/>
+                <w:sz w:val="12"/>
+              </w:rPr>
+              <w:t>{</w:t>
+            </w:r>
+            <w:proofErr w:type="spellStart"/>
+            <w:r>
+              <w:rPr>
+                <w:b/>
+                <w:bCs/>
+                <w:sz w:val="12"/>
+              </w:rPr>
+              <w:t>pais</w:t>
+            </w:r>
+            <w:proofErr w:type="spellEnd"/>
+            <w:r>
+              <w:rPr>
+                <w:b/>
+                <w:bCs/>
+                <w:sz w:val="12"/>
+              </w:rPr>
+              <w:t>}</w:t>
             </w:r>
           </w:p>
         </w:tc>
@@ -2181,11 +2095,15 @@
           <w:p>
             <w:pPr>
               <w:rPr>
-                <w:sz w:val="12"/>
-              </w:rPr>
-            </w:pPr>
-            <w:r>
-              <w:rPr>
+                <w:b/>
+                <w:bCs/>
+                <w:sz w:val="12"/>
+              </w:rPr>
+            </w:pPr>
+            <w:r>
+              <w:rPr>
+                <w:b/>
+                <w:bCs/>
                 <w:sz w:val="12"/>
               </w:rPr>
               <w:t>{provincia}</w:t>
@@ -2221,14 +2139,36 @@
           <w:p>
             <w:pPr>
               <w:rPr>
-                <w:sz w:val="12"/>
-              </w:rPr>
-            </w:pPr>
-            <w:r>
-              <w:rPr>
-                <w:sz w:val="12"/>
-              </w:rPr>
-              <w:t>{canton}</w:t>
+                <w:b/>
+                <w:bCs/>
+                <w:sz w:val="12"/>
+              </w:rPr>
+            </w:pPr>
+            <w:r>
+              <w:rPr>
+                <w:b/>
+                <w:bCs/>
+                <w:sz w:val="12"/>
+              </w:rPr>
+              <w:t>{</w:t>
+            </w:r>
+            <w:proofErr w:type="spellStart"/>
+            <w:r>
+              <w:rPr>
+                <w:b/>
+                <w:bCs/>
+                <w:sz w:val="12"/>
+              </w:rPr>
+              <w:t>canton</w:t>
+            </w:r>
+            <w:proofErr w:type="spellEnd"/>
+            <w:r>
+              <w:rPr>
+                <w:b/>
+                <w:bCs/>
+                <w:sz w:val="12"/>
+              </w:rPr>
+              <w:t>}</w:t>
             </w:r>
           </w:p>
         </w:tc>
@@ -2261,11 +2201,15 @@
           <w:p>
             <w:pPr>
               <w:rPr>
-                <w:sz w:val="12"/>
-              </w:rPr>
-            </w:pPr>
-            <w:r>
-              <w:rPr>
+                <w:b/>
+                <w:bCs/>
+                <w:sz w:val="12"/>
+              </w:rPr>
+            </w:pPr>
+            <w:r>
+              <w:rPr>
+                <w:b/>
+                <w:bCs/>
                 <w:sz w:val="12"/>
               </w:rPr>
               <w:t>{parroquia}</w:t>
@@ -2691,7 +2635,25 @@
                 <w:bCs/>
                 <w:sz w:val="12"/>
               </w:rPr>
-              <w:t>{anio}</w:t>
+              <w:t>{</w:t>
+            </w:r>
+            <w:proofErr w:type="spellStart"/>
+            <w:r>
+              <w:rPr>
+                <w:b/>
+                <w:bCs/>
+                <w:sz w:val="12"/>
+              </w:rPr>
+              <w:t>anio</w:t>
+            </w:r>
+            <w:proofErr w:type="spellEnd"/>
+            <w:r>
+              <w:rPr>
+                <w:b/>
+                <w:bCs/>
+                <w:sz w:val="12"/>
+              </w:rPr>
+              <w:t>}</w:t>
             </w:r>
           </w:p>
         </w:tc>
@@ -2787,7 +2749,25 @@
                 <w:bCs/>
                 <w:sz w:val="12"/>
               </w:rPr>
-              <w:t>{dia}</w:t>
+              <w:t>{</w:t>
+            </w:r>
+            <w:proofErr w:type="spellStart"/>
+            <w:r>
+              <w:rPr>
+                <w:b/>
+                <w:bCs/>
+                <w:sz w:val="12"/>
+              </w:rPr>
+              <w:t>dia</w:t>
+            </w:r>
+            <w:proofErr w:type="spellEnd"/>
+            <w:r>
+              <w:rPr>
+                <w:b/>
+                <w:bCs/>
+                <w:sz w:val="12"/>
+              </w:rPr>
+              <w:t>}</w:t>
             </w:r>
           </w:p>
           <w:p>
@@ -3129,13 +3109,23 @@
                 <w:sz w:val="12"/>
               </w:rPr>
             </w:pPr>
-            <w:r>
-              <w:rPr>
-                <w:b/>
-                <w:bCs/>
-                <w:sz w:val="12"/>
-              </w:rPr>
-              <w:t>CÉDULA  CIUDADANÍA / PASAPORTE</w:t>
+            <w:proofErr w:type="gramStart"/>
+            <w:r>
+              <w:rPr>
+                <w:b/>
+                <w:bCs/>
+                <w:sz w:val="12"/>
+              </w:rPr>
+              <w:t>CÉDULA  CIUDADANÍA</w:t>
+            </w:r>
+            <w:proofErr w:type="gramEnd"/>
+            <w:r>
+              <w:rPr>
+                <w:b/>
+                <w:bCs/>
+                <w:sz w:val="12"/>
+              </w:rPr>
+              <w:t xml:space="preserve"> / PASAPORTE</w:t>
             </w:r>
           </w:p>
         </w:tc>
@@ -3173,16 +3163,14 @@
               <w:rPr>
                 <w:b/>
                 <w:bCs/>
-                <w:sz w:val="16"/>
-                <w:szCs w:val="32"/>
-              </w:rPr>
-            </w:pPr>
-            <w:r>
-              <w:rPr>
-                <w:b/>
-                <w:bCs/>
-                <w:sz w:val="16"/>
-                <w:szCs w:val="32"/>
+                <w:sz w:val="12"/>
+              </w:rPr>
+            </w:pPr>
+            <w:r>
+              <w:rPr>
+                <w:b/>
+                <w:bCs/>
+                <w:sz w:val="12"/>
               </w:rPr>
               <w:t>{cedula}</w:t>
             </w:r>
@@ -3234,6 +3222,7 @@
                 <w:sz w:val="16"/>
               </w:rPr>
             </w:pPr>
+            <w:proofErr w:type="gramStart"/>
             <w:r>
               <w:rPr>
                 <w:b/>
@@ -3242,6 +3231,7 @@
               </w:rPr>
               <w:t>Domicilio :</w:t>
             </w:r>
+            <w:proofErr w:type="gramEnd"/>
           </w:p>
         </w:tc>
         <w:tc>
@@ -3333,7 +3323,25 @@
                 <w:bCs/>
                 <w:sz w:val="16"/>
               </w:rPr>
-              <w:t>{num}</w:t>
+              <w:t>{</w:t>
+            </w:r>
+            <w:proofErr w:type="spellStart"/>
+            <w:r>
+              <w:rPr>
+                <w:b/>
+                <w:bCs/>
+                <w:sz w:val="16"/>
+              </w:rPr>
+              <w:t>num</w:t>
+            </w:r>
+            <w:proofErr w:type="spellEnd"/>
+            <w:r>
+              <w:rPr>
+                <w:b/>
+                <w:bCs/>
+                <w:sz w:val="16"/>
+              </w:rPr>
+              <w:t>}</w:t>
             </w:r>
           </w:p>
         </w:tc>
@@ -3407,7 +3415,25 @@
                 <w:bCs/>
                 <w:sz w:val="16"/>
               </w:rPr>
-              <w:t>{telefono}</w:t>
+              <w:t>{</w:t>
+            </w:r>
+            <w:proofErr w:type="spellStart"/>
+            <w:r>
+              <w:rPr>
+                <w:b/>
+                <w:bCs/>
+                <w:sz w:val="16"/>
+              </w:rPr>
+              <w:t>telefono</w:t>
+            </w:r>
+            <w:proofErr w:type="spellEnd"/>
+            <w:r>
+              <w:rPr>
+                <w:b/>
+                <w:bCs/>
+                <w:sz w:val="16"/>
+              </w:rPr>
+              <w:t>}</w:t>
             </w:r>
           </w:p>
         </w:tc>
@@ -3676,7 +3702,27 @@
                 <w:sz w:val="12"/>
                 <w:szCs w:val="20"/>
               </w:rPr>
-              <w:t>{cursoanterior}</w:t>
+              <w:t>{</w:t>
+            </w:r>
+            <w:proofErr w:type="spellStart"/>
+            <w:r>
+              <w:rPr>
+                <w:b/>
+                <w:bCs/>
+                <w:sz w:val="12"/>
+                <w:szCs w:val="20"/>
+              </w:rPr>
+              <w:t>cursoanterior</w:t>
+            </w:r>
+            <w:proofErr w:type="spellEnd"/>
+            <w:r>
+              <w:rPr>
+                <w:b/>
+                <w:bCs/>
+                <w:sz w:val="12"/>
+                <w:szCs w:val="20"/>
+              </w:rPr>
+              <w:t>}</w:t>
             </w:r>
           </w:p>
         </w:tc>
@@ -4061,7 +4107,25 @@
                 <w:bCs/>
                 <w:sz w:val="12"/>
               </w:rPr>
-              <w:t>{unidadeducativa}</w:t>
+              <w:t>{</w:t>
+            </w:r>
+            <w:proofErr w:type="spellStart"/>
+            <w:r>
+              <w:rPr>
+                <w:b/>
+                <w:bCs/>
+                <w:sz w:val="12"/>
+              </w:rPr>
+              <w:t>unidadeducativa</w:t>
+            </w:r>
+            <w:proofErr w:type="spellEnd"/>
+            <w:r>
+              <w:rPr>
+                <w:b/>
+                <w:bCs/>
+                <w:sz w:val="12"/>
+              </w:rPr>
+              <w:t>}</w:t>
             </w:r>
           </w:p>
         </w:tc>
@@ -4213,7 +4277,25 @@
                 <w:bCs/>
                 <w:sz w:val="12"/>
               </w:rPr>
-              <w:t>{centroformacionanterior}</w:t>
+              <w:t>{</w:t>
+            </w:r>
+            <w:proofErr w:type="spellStart"/>
+            <w:r>
+              <w:rPr>
+                <w:b/>
+                <w:bCs/>
+                <w:sz w:val="12"/>
+              </w:rPr>
+              <w:t>centroformacionanterior</w:t>
+            </w:r>
+            <w:proofErr w:type="spellEnd"/>
+            <w:r>
+              <w:rPr>
+                <w:b/>
+                <w:bCs/>
+                <w:sz w:val="12"/>
+              </w:rPr>
+              <w:t>}</w:t>
             </w:r>
           </w:p>
         </w:tc>
@@ -4496,7 +4578,25 @@
                 <w:bCs/>
                 <w:sz w:val="10"/>
               </w:rPr>
-              <w:t>{nombrepapa}</w:t>
+              <w:t>{</w:t>
+            </w:r>
+            <w:proofErr w:type="spellStart"/>
+            <w:r>
+              <w:rPr>
+                <w:b/>
+                <w:bCs/>
+                <w:sz w:val="10"/>
+              </w:rPr>
+              <w:t>nombrepapa</w:t>
+            </w:r>
+            <w:proofErr w:type="spellEnd"/>
+            <w:r>
+              <w:rPr>
+                <w:b/>
+                <w:bCs/>
+                <w:sz w:val="10"/>
+              </w:rPr>
+              <w:t>}</w:t>
             </w:r>
           </w:p>
           <w:p>
@@ -4589,7 +4689,25 @@
                 <w:bCs/>
                 <w:sz w:val="10"/>
               </w:rPr>
-              <w:t>{profesionpapa}</w:t>
+              <w:t>{</w:t>
+            </w:r>
+            <w:proofErr w:type="spellStart"/>
+            <w:r>
+              <w:rPr>
+                <w:b/>
+                <w:bCs/>
+                <w:sz w:val="10"/>
+              </w:rPr>
+              <w:t>profesionpapa</w:t>
+            </w:r>
+            <w:proofErr w:type="spellEnd"/>
+            <w:r>
+              <w:rPr>
+                <w:b/>
+                <w:bCs/>
+                <w:sz w:val="10"/>
+              </w:rPr>
+              <w:t>}</w:t>
             </w:r>
           </w:p>
         </w:tc>
@@ -4723,7 +4841,25 @@
                 <w:bCs/>
                 <w:sz w:val="10"/>
               </w:rPr>
-              <w:t>{ocupacionpapa}</w:t>
+              <w:t>{</w:t>
+            </w:r>
+            <w:proofErr w:type="spellStart"/>
+            <w:r>
+              <w:rPr>
+                <w:b/>
+                <w:bCs/>
+                <w:sz w:val="10"/>
+              </w:rPr>
+              <w:t>ocupacionpapa</w:t>
+            </w:r>
+            <w:proofErr w:type="spellEnd"/>
+            <w:r>
+              <w:rPr>
+                <w:b/>
+                <w:bCs/>
+                <w:sz w:val="10"/>
+              </w:rPr>
+              <w:t>}</w:t>
             </w:r>
           </w:p>
           <w:p>
@@ -4915,7 +5051,25 @@
                 <w:bCs/>
                 <w:sz w:val="10"/>
               </w:rPr>
-              <w:t>{nombremama}</w:t>
+              <w:t>{</w:t>
+            </w:r>
+            <w:proofErr w:type="spellStart"/>
+            <w:r>
+              <w:rPr>
+                <w:b/>
+                <w:bCs/>
+                <w:sz w:val="10"/>
+              </w:rPr>
+              <w:t>nombremama</w:t>
+            </w:r>
+            <w:proofErr w:type="spellEnd"/>
+            <w:r>
+              <w:rPr>
+                <w:b/>
+                <w:bCs/>
+                <w:sz w:val="10"/>
+              </w:rPr>
+              <w:t>}</w:t>
             </w:r>
           </w:p>
           <w:p>
@@ -5008,7 +5162,25 @@
                 <w:bCs/>
                 <w:sz w:val="10"/>
               </w:rPr>
-              <w:t>{profesionmama}</w:t>
+              <w:t>{</w:t>
+            </w:r>
+            <w:proofErr w:type="spellStart"/>
+            <w:r>
+              <w:rPr>
+                <w:b/>
+                <w:bCs/>
+                <w:sz w:val="10"/>
+              </w:rPr>
+              <w:t>profesionmama</w:t>
+            </w:r>
+            <w:proofErr w:type="spellEnd"/>
+            <w:r>
+              <w:rPr>
+                <w:b/>
+                <w:bCs/>
+                <w:sz w:val="10"/>
+              </w:rPr>
+              <w:t>}</w:t>
             </w:r>
           </w:p>
         </w:tc>
@@ -5142,7 +5314,25 @@
                 <w:bCs/>
                 <w:sz w:val="10"/>
               </w:rPr>
-              <w:t>{ocupacionmama}</w:t>
+              <w:t>{</w:t>
+            </w:r>
+            <w:proofErr w:type="spellStart"/>
+            <w:r>
+              <w:rPr>
+                <w:b/>
+                <w:bCs/>
+                <w:sz w:val="10"/>
+              </w:rPr>
+              <w:t>ocupacionmama</w:t>
+            </w:r>
+            <w:proofErr w:type="spellEnd"/>
+            <w:r>
+              <w:rPr>
+                <w:b/>
+                <w:bCs/>
+                <w:sz w:val="10"/>
+              </w:rPr>
+              <w:t>}</w:t>
             </w:r>
           </w:p>
           <w:p>
@@ -5231,7 +5421,25 @@
                 <w:bCs/>
                 <w:sz w:val="10"/>
               </w:rPr>
-              <w:t>{nombrerepresentante}</w:t>
+              <w:t>{</w:t>
+            </w:r>
+            <w:proofErr w:type="spellStart"/>
+            <w:r>
+              <w:rPr>
+                <w:b/>
+                <w:bCs/>
+                <w:sz w:val="10"/>
+              </w:rPr>
+              <w:t>nombrerepresentante</w:t>
+            </w:r>
+            <w:proofErr w:type="spellEnd"/>
+            <w:r>
+              <w:rPr>
+                <w:b/>
+                <w:bCs/>
+                <w:sz w:val="10"/>
+              </w:rPr>
+              <w:t>}</w:t>
             </w:r>
           </w:p>
           <w:p>
@@ -5301,7 +5509,25 @@
                 <w:bCs/>
                 <w:sz w:val="10"/>
               </w:rPr>
-              <w:t>{ocupacionrepresentante}</w:t>
+              <w:t>{</w:t>
+            </w:r>
+            <w:proofErr w:type="spellStart"/>
+            <w:r>
+              <w:rPr>
+                <w:b/>
+                <w:bCs/>
+                <w:sz w:val="10"/>
+              </w:rPr>
+              <w:t>ocupacionrepresentante</w:t>
+            </w:r>
+            <w:proofErr w:type="spellEnd"/>
+            <w:r>
+              <w:rPr>
+                <w:b/>
+                <w:bCs/>
+                <w:sz w:val="10"/>
+              </w:rPr>
+              <w:t>}</w:t>
             </w:r>
           </w:p>
         </w:tc>
@@ -5409,7 +5635,25 @@
                 <w:bCs/>
                 <w:sz w:val="10"/>
               </w:rPr>
-              <w:t>{domiciliorepresentante}</w:t>
+              <w:t>{</w:t>
+            </w:r>
+            <w:proofErr w:type="spellStart"/>
+            <w:r>
+              <w:rPr>
+                <w:b/>
+                <w:bCs/>
+                <w:sz w:val="10"/>
+              </w:rPr>
+              <w:t>domiciliorepresentante</w:t>
+            </w:r>
+            <w:proofErr w:type="spellEnd"/>
+            <w:r>
+              <w:rPr>
+                <w:b/>
+                <w:bCs/>
+                <w:sz w:val="10"/>
+              </w:rPr>
+              <w:t>}</w:t>
             </w:r>
           </w:p>
         </w:tc>
@@ -5503,7 +5747,27 @@
                 <w:sz w:val="14"/>
                 <w:szCs w:val="32"/>
               </w:rPr>
-              <w:t>{telefonorepresentante}</w:t>
+              <w:t>{</w:t>
+            </w:r>
+            <w:proofErr w:type="spellStart"/>
+            <w:r>
+              <w:rPr>
+                <w:b/>
+                <w:bCs/>
+                <w:sz w:val="14"/>
+                <w:szCs w:val="32"/>
+              </w:rPr>
+              <w:t>telefonorepresentante</w:t>
+            </w:r>
+            <w:proofErr w:type="spellEnd"/>
+            <w:r>
+              <w:rPr>
+                <w:b/>
+                <w:bCs/>
+                <w:sz w:val="14"/>
+                <w:szCs w:val="32"/>
+              </w:rPr>
+              <w:t>}</w:t>
             </w:r>
           </w:p>
         </w:tc>
@@ -5648,7 +5912,25 @@
                 <w:bCs/>
                 <w:sz w:val="10"/>
               </w:rPr>
-              <w:t>{correoestudiante}</w:t>
+              <w:t>{</w:t>
+            </w:r>
+            <w:proofErr w:type="spellStart"/>
+            <w:r>
+              <w:rPr>
+                <w:b/>
+                <w:bCs/>
+                <w:sz w:val="10"/>
+              </w:rPr>
+              <w:t>correoestudiante</w:t>
+            </w:r>
+            <w:proofErr w:type="spellEnd"/>
+            <w:r>
+              <w:rPr>
+                <w:b/>
+                <w:bCs/>
+                <w:sz w:val="10"/>
+              </w:rPr>
+              <w:t>}</w:t>
             </w:r>
           </w:p>
         </w:tc>
@@ -5714,7 +5996,25 @@
                 <w:bCs/>
                 <w:sz w:val="12"/>
               </w:rPr>
-              <w:t>{lugarfechamatricula}</w:t>
+              <w:t>{</w:t>
+            </w:r>
+            <w:proofErr w:type="spellStart"/>
+            <w:r>
+              <w:rPr>
+                <w:b/>
+                <w:bCs/>
+                <w:sz w:val="12"/>
+              </w:rPr>
+              <w:t>lugarfechamatricula</w:t>
+            </w:r>
+            <w:proofErr w:type="spellEnd"/>
+            <w:r>
+              <w:rPr>
+                <w:b/>
+                <w:bCs/>
+                <w:sz w:val="12"/>
+              </w:rPr>
+              <w:t>}</w:t>
             </w:r>
           </w:p>
         </w:tc>
@@ -5982,24 +6282,6 @@
         </w:rPr>
         <w:tab/>
       </w:r>
-    </w:p>
-    <w:p>
-      <w:pPr>
-        <w:rPr>
-          <w:b/>
-          <w:bCs/>
-          <w:sz w:val="8"/>
-        </w:rPr>
-      </w:pPr>
-    </w:p>
-    <w:p>
-      <w:pPr>
-        <w:rPr>
-          <w:b/>
-          <w:bCs/>
-          <w:sz w:val="8"/>
-        </w:rPr>
-      </w:pPr>
     </w:p>
     <w:p>
       <w:pPr>
@@ -6427,12 +6709,6 @@
       </w:r>
     </w:p>
     <w:sectPr>
-      <w:headerReference w:type="even" r:id="rId7"/>
-      <w:headerReference w:type="default" r:id="rId8"/>
-      <w:footerReference w:type="even" r:id="rId9"/>
-      <w:footerReference w:type="default" r:id="rId10"/>
-      <w:headerReference w:type="first" r:id="rId11"/>
-      <w:footerReference w:type="first" r:id="rId12"/>
       <w:pgSz w:w="11906" w:h="16838"/>
       <w:pgMar w:top="568" w:right="851" w:bottom="567" w:left="851" w:header="709" w:footer="709" w:gutter="0"/>
       <w:cols w:space="708"/>
@@ -6461,36 +6737,6 @@
 </w:endnotes>
 </file>
 
-<file path=word/footer1.xml><?xml version="1.0" encoding="utf-8"?>
-<w:ftr xmlns:wpc="http://schemas.microsoft.com/office/word/2010/wordprocessingCanvas" xmlns:cx="http://schemas.microsoft.com/office/drawing/2014/chartex" xmlns:cx1="http://schemas.microsoft.com/office/drawing/2015/9/8/chartex" xmlns:cx2="http://schemas.microsoft.com/office/drawing/2015/10/21/chartex" xmlns:cx3="http://schemas.microsoft.com/office/drawing/2016/5/9/chartex" xmlns:cx4="http://schemas.microsoft.com/office/drawing/2016/5/10/chartex" xmlns:cx5="http://schemas.microsoft.com/office/drawing/2016/5/11/chartex" xmlns:cx6="http://schemas.microsoft.com/office/drawing/2016/5/12/chartex" xmlns:cx7="http://schemas.microsoft.com/office/drawing/2016/5/13/chartex" xmlns:cx8="http://schemas.microsoft.com/office/drawing/2016/5/14/chartex" xmlns:mc="http://schemas.openxmlformats.org/markup-compatibility/2006" xmlns:aink="http://schemas.microsoft.com/office/drawing/2016/ink" xmlns:am3d="http://schemas.microsoft.com/office/drawing/2017/model3d" xmlns:o="urn:schemas-microsoft-com:office:office" xmlns:r="http://schemas.openxmlformats.org/officeDocument/2006/relationships" xmlns:m="http://schemas.openxmlformats.org/officeDocument/2006/math" xmlns:v="urn:schemas-microsoft-com:vml" xmlns:wp14="http://schemas.microsoft.com/office/word/2010/wordprocessingDrawing" xmlns:wp="http://schemas.openxmlformats.org/drawingml/2006/wordprocessingDrawing" xmlns:w10="urn:schemas-microsoft-com:office:word" xmlns:w="http://schemas.openxmlformats.org/wordprocessingml/2006/main" xmlns:w14="http://schemas.microsoft.com/office/word/2010/wordml" xmlns:w15="http://schemas.microsoft.com/office/word/2012/wordml" xmlns:w16cex="http://schemas.microsoft.com/office/word/2018/wordml/cex" xmlns:w16cid="http://schemas.microsoft.com/office/word/2016/wordml/cid" xmlns:w16="http://schemas.microsoft.com/office/word/2018/wordml" xmlns:w16sdtdh="http://schemas.microsoft.com/office/word/2020/wordml/sdtdatahash" xmlns:w16se="http://schemas.microsoft.com/office/word/2015/wordml/symex" xmlns:wpg="http://schemas.microsoft.com/office/word/2010/wordprocessingGroup" xmlns:wpi="http://schemas.microsoft.com/office/word/2010/wordprocessingInk" xmlns:wne="http://schemas.microsoft.com/office/word/2006/wordml" xmlns:wps="http://schemas.microsoft.com/office/word/2010/wordprocessingShape" mc:Ignorable="w14 w15 w16se w16cid w16 w16cex w16sdtdh wp14">
-  <w:p>
-    <w:pPr>
-      <w:pStyle w:val="Piedepgina"/>
-    </w:pPr>
-  </w:p>
-</w:ftr>
-</file>
-
-<file path=word/footer2.xml><?xml version="1.0" encoding="utf-8"?>
-<w:ftr xmlns:wpc="http://schemas.microsoft.com/office/word/2010/wordprocessingCanvas" xmlns:cx="http://schemas.microsoft.com/office/drawing/2014/chartex" xmlns:cx1="http://schemas.microsoft.com/office/drawing/2015/9/8/chartex" xmlns:cx2="http://schemas.microsoft.com/office/drawing/2015/10/21/chartex" xmlns:cx3="http://schemas.microsoft.com/office/drawing/2016/5/9/chartex" xmlns:cx4="http://schemas.microsoft.com/office/drawing/2016/5/10/chartex" xmlns:cx5="http://schemas.microsoft.com/office/drawing/2016/5/11/chartex" xmlns:cx6="http://schemas.microsoft.com/office/drawing/2016/5/12/chartex" xmlns:cx7="http://schemas.microsoft.com/office/drawing/2016/5/13/chartex" xmlns:cx8="http://schemas.microsoft.com/office/drawing/2016/5/14/chartex" xmlns:mc="http://schemas.openxmlformats.org/markup-compatibility/2006" xmlns:aink="http://schemas.microsoft.com/office/drawing/2016/ink" xmlns:am3d="http://schemas.microsoft.com/office/drawing/2017/model3d" xmlns:o="urn:schemas-microsoft-com:office:office" xmlns:r="http://schemas.openxmlformats.org/officeDocument/2006/relationships" xmlns:m="http://schemas.openxmlformats.org/officeDocument/2006/math" xmlns:v="urn:schemas-microsoft-com:vml" xmlns:wp14="http://schemas.microsoft.com/office/word/2010/wordprocessingDrawing" xmlns:wp="http://schemas.openxmlformats.org/drawingml/2006/wordprocessingDrawing" xmlns:w10="urn:schemas-microsoft-com:office:word" xmlns:w="http://schemas.openxmlformats.org/wordprocessingml/2006/main" xmlns:w14="http://schemas.microsoft.com/office/word/2010/wordml" xmlns:w15="http://schemas.microsoft.com/office/word/2012/wordml" xmlns:w16cex="http://schemas.microsoft.com/office/word/2018/wordml/cex" xmlns:w16cid="http://schemas.microsoft.com/office/word/2016/wordml/cid" xmlns:w16="http://schemas.microsoft.com/office/word/2018/wordml" xmlns:w16sdtdh="http://schemas.microsoft.com/office/word/2020/wordml/sdtdatahash" xmlns:w16se="http://schemas.microsoft.com/office/word/2015/wordml/symex" xmlns:wpg="http://schemas.microsoft.com/office/word/2010/wordprocessingGroup" xmlns:wpi="http://schemas.microsoft.com/office/word/2010/wordprocessingInk" xmlns:wne="http://schemas.microsoft.com/office/word/2006/wordml" xmlns:wps="http://schemas.microsoft.com/office/word/2010/wordprocessingShape" mc:Ignorable="w14 w15 w16se w16cid w16 w16cex w16sdtdh wp14">
-  <w:p>
-    <w:pPr>
-      <w:pStyle w:val="Piedepgina"/>
-    </w:pPr>
-  </w:p>
-</w:ftr>
-</file>
-
-<file path=word/footer3.xml><?xml version="1.0" encoding="utf-8"?>
-<w:ftr xmlns:wpc="http://schemas.microsoft.com/office/word/2010/wordprocessingCanvas" xmlns:cx="http://schemas.microsoft.com/office/drawing/2014/chartex" xmlns:cx1="http://schemas.microsoft.com/office/drawing/2015/9/8/chartex" xmlns:cx2="http://schemas.microsoft.com/office/drawing/2015/10/21/chartex" xmlns:cx3="http://schemas.microsoft.com/office/drawing/2016/5/9/chartex" xmlns:cx4="http://schemas.microsoft.com/office/drawing/2016/5/10/chartex" xmlns:cx5="http://schemas.microsoft.com/office/drawing/2016/5/11/chartex" xmlns:cx6="http://schemas.microsoft.com/office/drawing/2016/5/12/chartex" xmlns:cx7="http://schemas.microsoft.com/office/drawing/2016/5/13/chartex" xmlns:cx8="http://schemas.microsoft.com/office/drawing/2016/5/14/chartex" xmlns:mc="http://schemas.openxmlformats.org/markup-compatibility/2006" xmlns:aink="http://schemas.microsoft.com/office/drawing/2016/ink" xmlns:am3d="http://schemas.microsoft.com/office/drawing/2017/model3d" xmlns:o="urn:schemas-microsoft-com:office:office" xmlns:r="http://schemas.openxmlformats.org/officeDocument/2006/relationships" xmlns:m="http://schemas.openxmlformats.org/officeDocument/2006/math" xmlns:v="urn:schemas-microsoft-com:vml" xmlns:wp14="http://schemas.microsoft.com/office/word/2010/wordprocessingDrawing" xmlns:wp="http://schemas.openxmlformats.org/drawingml/2006/wordprocessingDrawing" xmlns:w10="urn:schemas-microsoft-com:office:word" xmlns:w="http://schemas.openxmlformats.org/wordprocessingml/2006/main" xmlns:w14="http://schemas.microsoft.com/office/word/2010/wordml" xmlns:w15="http://schemas.microsoft.com/office/word/2012/wordml" xmlns:w16cex="http://schemas.microsoft.com/office/word/2018/wordml/cex" xmlns:w16cid="http://schemas.microsoft.com/office/word/2016/wordml/cid" xmlns:w16="http://schemas.microsoft.com/office/word/2018/wordml" xmlns:w16sdtdh="http://schemas.microsoft.com/office/word/2020/wordml/sdtdatahash" xmlns:w16se="http://schemas.microsoft.com/office/word/2015/wordml/symex" xmlns:wpg="http://schemas.microsoft.com/office/word/2010/wordprocessingGroup" xmlns:wpi="http://schemas.microsoft.com/office/word/2010/wordprocessingInk" xmlns:wne="http://schemas.microsoft.com/office/word/2006/wordml" xmlns:wps="http://schemas.microsoft.com/office/word/2010/wordprocessingShape" mc:Ignorable="w14 w15 w16se w16cid w16 w16cex w16sdtdh wp14">
-  <w:p>
-    <w:pPr>
-      <w:pStyle w:val="Piedepgina"/>
-    </w:pPr>
-  </w:p>
-</w:ftr>
-</file>
-
 <file path=word/footnotes.xml><?xml version="1.0" encoding="utf-8"?>
 <w:footnotes xmlns:wpc="http://schemas.microsoft.com/office/word/2010/wordprocessingCanvas" xmlns:cx="http://schemas.microsoft.com/office/drawing/2014/chartex" xmlns:cx1="http://schemas.microsoft.com/office/drawing/2015/9/8/chartex" xmlns:cx2="http://schemas.microsoft.com/office/drawing/2015/10/21/chartex" xmlns:cx3="http://schemas.microsoft.com/office/drawing/2016/5/9/chartex" xmlns:cx4="http://schemas.microsoft.com/office/drawing/2016/5/10/chartex" xmlns:cx5="http://schemas.microsoft.com/office/drawing/2016/5/11/chartex" xmlns:cx6="http://schemas.microsoft.com/office/drawing/2016/5/12/chartex" xmlns:cx7="http://schemas.microsoft.com/office/drawing/2016/5/13/chartex" xmlns:cx8="http://schemas.microsoft.com/office/drawing/2016/5/14/chartex" xmlns:mc="http://schemas.openxmlformats.org/markup-compatibility/2006" xmlns:aink="http://schemas.microsoft.com/office/drawing/2016/ink" xmlns:am3d="http://schemas.microsoft.com/office/drawing/2017/model3d" xmlns:o="urn:schemas-microsoft-com:office:office" xmlns:r="http://schemas.openxmlformats.org/officeDocument/2006/relationships" xmlns:m="http://schemas.openxmlformats.org/officeDocument/2006/math" xmlns:v="urn:schemas-microsoft-com:vml" xmlns:wp14="http://schemas.microsoft.com/office/word/2010/wordprocessingDrawing" xmlns:wp="http://schemas.openxmlformats.org/drawingml/2006/wordprocessingDrawing" xmlns:w10="urn:schemas-microsoft-com:office:word" xmlns:w="http://schemas.openxmlformats.org/wordprocessingml/2006/main" xmlns:w14="http://schemas.microsoft.com/office/word/2010/wordml" xmlns:w15="http://schemas.microsoft.com/office/word/2012/wordml" xmlns:w16cex="http://schemas.microsoft.com/office/word/2018/wordml/cex" xmlns:w16cid="http://schemas.microsoft.com/office/word/2016/wordml/cid" xmlns:w16="http://schemas.microsoft.com/office/word/2018/wordml" xmlns:w16sdtdh="http://schemas.microsoft.com/office/word/2020/wordml/sdtdatahash" xmlns:w16se="http://schemas.microsoft.com/office/word/2015/wordml/symex" xmlns:wpg="http://schemas.microsoft.com/office/word/2010/wordprocessingGroup" xmlns:wpi="http://schemas.microsoft.com/office/word/2010/wordprocessingInk" xmlns:wne="http://schemas.microsoft.com/office/word/2006/wordml" xmlns:wps="http://schemas.microsoft.com/office/word/2010/wordprocessingShape" mc:Ignorable="w14 w15 w16se w16cid w16 w16cex w16sdtdh wp14">
   <w:footnote w:type="separator" w:id="-1">
@@ -6508,36 +6754,6 @@
     </w:p>
   </w:footnote>
 </w:footnotes>
-</file>
-
-<file path=word/header1.xml><?xml version="1.0" encoding="utf-8"?>
-<w:hdr xmlns:wpc="http://schemas.microsoft.com/office/word/2010/wordprocessingCanvas" xmlns:cx="http://schemas.microsoft.com/office/drawing/2014/chartex" xmlns:cx1="http://schemas.microsoft.com/office/drawing/2015/9/8/chartex" xmlns:cx2="http://schemas.microsoft.com/office/drawing/2015/10/21/chartex" xmlns:cx3="http://schemas.microsoft.com/office/drawing/2016/5/9/chartex" xmlns:cx4="http://schemas.microsoft.com/office/drawing/2016/5/10/chartex" xmlns:cx5="http://schemas.microsoft.com/office/drawing/2016/5/11/chartex" xmlns:cx6="http://schemas.microsoft.com/office/drawing/2016/5/12/chartex" xmlns:cx7="http://schemas.microsoft.com/office/drawing/2016/5/13/chartex" xmlns:cx8="http://schemas.microsoft.com/office/drawing/2016/5/14/chartex" xmlns:mc="http://schemas.openxmlformats.org/markup-compatibility/2006" xmlns:aink="http://schemas.microsoft.com/office/drawing/2016/ink" xmlns:am3d="http://schemas.microsoft.com/office/drawing/2017/model3d" xmlns:o="urn:schemas-microsoft-com:office:office" xmlns:r="http://schemas.openxmlformats.org/officeDocument/2006/relationships" xmlns:m="http://schemas.openxmlformats.org/officeDocument/2006/math" xmlns:v="urn:schemas-microsoft-com:vml" xmlns:wp14="http://schemas.microsoft.com/office/word/2010/wordprocessingDrawing" xmlns:wp="http://schemas.openxmlformats.org/drawingml/2006/wordprocessingDrawing" xmlns:w10="urn:schemas-microsoft-com:office:word" xmlns:w="http://schemas.openxmlformats.org/wordprocessingml/2006/main" xmlns:w14="http://schemas.microsoft.com/office/word/2010/wordml" xmlns:w15="http://schemas.microsoft.com/office/word/2012/wordml" xmlns:w16cex="http://schemas.microsoft.com/office/word/2018/wordml/cex" xmlns:w16cid="http://schemas.microsoft.com/office/word/2016/wordml/cid" xmlns:w16="http://schemas.microsoft.com/office/word/2018/wordml" xmlns:w16sdtdh="http://schemas.microsoft.com/office/word/2020/wordml/sdtdatahash" xmlns:w16se="http://schemas.microsoft.com/office/word/2015/wordml/symex" xmlns:wpg="http://schemas.microsoft.com/office/word/2010/wordprocessingGroup" xmlns:wpi="http://schemas.microsoft.com/office/word/2010/wordprocessingInk" xmlns:wne="http://schemas.microsoft.com/office/word/2006/wordml" xmlns:wps="http://schemas.microsoft.com/office/word/2010/wordprocessingShape" mc:Ignorable="w14 w15 w16se w16cid w16 w16cex w16sdtdh wp14">
-  <w:p>
-    <w:pPr>
-      <w:pStyle w:val="Encabezado"/>
-    </w:pPr>
-  </w:p>
-</w:hdr>
-</file>
-
-<file path=word/header2.xml><?xml version="1.0" encoding="utf-8"?>
-<w:hdr xmlns:wpc="http://schemas.microsoft.com/office/word/2010/wordprocessingCanvas" xmlns:cx="http://schemas.microsoft.com/office/drawing/2014/chartex" xmlns:cx1="http://schemas.microsoft.com/office/drawing/2015/9/8/chartex" xmlns:cx2="http://schemas.microsoft.com/office/drawing/2015/10/21/chartex" xmlns:cx3="http://schemas.microsoft.com/office/drawing/2016/5/9/chartex" xmlns:cx4="http://schemas.microsoft.com/office/drawing/2016/5/10/chartex" xmlns:cx5="http://schemas.microsoft.com/office/drawing/2016/5/11/chartex" xmlns:cx6="http://schemas.microsoft.com/office/drawing/2016/5/12/chartex" xmlns:cx7="http://schemas.microsoft.com/office/drawing/2016/5/13/chartex" xmlns:cx8="http://schemas.microsoft.com/office/drawing/2016/5/14/chartex" xmlns:mc="http://schemas.openxmlformats.org/markup-compatibility/2006" xmlns:aink="http://schemas.microsoft.com/office/drawing/2016/ink" xmlns:am3d="http://schemas.microsoft.com/office/drawing/2017/model3d" xmlns:o="urn:schemas-microsoft-com:office:office" xmlns:r="http://schemas.openxmlformats.org/officeDocument/2006/relationships" xmlns:m="http://schemas.openxmlformats.org/officeDocument/2006/math" xmlns:v="urn:schemas-microsoft-com:vml" xmlns:wp14="http://schemas.microsoft.com/office/word/2010/wordprocessingDrawing" xmlns:wp="http://schemas.openxmlformats.org/drawingml/2006/wordprocessingDrawing" xmlns:w10="urn:schemas-microsoft-com:office:word" xmlns:w="http://schemas.openxmlformats.org/wordprocessingml/2006/main" xmlns:w14="http://schemas.microsoft.com/office/word/2010/wordml" xmlns:w15="http://schemas.microsoft.com/office/word/2012/wordml" xmlns:w16cex="http://schemas.microsoft.com/office/word/2018/wordml/cex" xmlns:w16cid="http://schemas.microsoft.com/office/word/2016/wordml/cid" xmlns:w16="http://schemas.microsoft.com/office/word/2018/wordml" xmlns:w16sdtdh="http://schemas.microsoft.com/office/word/2020/wordml/sdtdatahash" xmlns:w16se="http://schemas.microsoft.com/office/word/2015/wordml/symex" xmlns:wpg="http://schemas.microsoft.com/office/word/2010/wordprocessingGroup" xmlns:wpi="http://schemas.microsoft.com/office/word/2010/wordprocessingInk" xmlns:wne="http://schemas.microsoft.com/office/word/2006/wordml" xmlns:wps="http://schemas.microsoft.com/office/word/2010/wordprocessingShape" mc:Ignorable="w14 w15 w16se w16cid w16 w16cex w16sdtdh wp14">
-  <w:p>
-    <w:pPr>
-      <w:pStyle w:val="Encabezado"/>
-    </w:pPr>
-  </w:p>
-</w:hdr>
-</file>
-
-<file path=word/header3.xml><?xml version="1.0" encoding="utf-8"?>
-<w:hdr xmlns:wpc="http://schemas.microsoft.com/office/word/2010/wordprocessingCanvas" xmlns:cx="http://schemas.microsoft.com/office/drawing/2014/chartex" xmlns:cx1="http://schemas.microsoft.com/office/drawing/2015/9/8/chartex" xmlns:cx2="http://schemas.microsoft.com/office/drawing/2015/10/21/chartex" xmlns:cx3="http://schemas.microsoft.com/office/drawing/2016/5/9/chartex" xmlns:cx4="http://schemas.microsoft.com/office/drawing/2016/5/10/chartex" xmlns:cx5="http://schemas.microsoft.com/office/drawing/2016/5/11/chartex" xmlns:cx6="http://schemas.microsoft.com/office/drawing/2016/5/12/chartex" xmlns:cx7="http://schemas.microsoft.com/office/drawing/2016/5/13/chartex" xmlns:cx8="http://schemas.microsoft.com/office/drawing/2016/5/14/chartex" xmlns:mc="http://schemas.openxmlformats.org/markup-compatibility/2006" xmlns:aink="http://schemas.microsoft.com/office/drawing/2016/ink" xmlns:am3d="http://schemas.microsoft.com/office/drawing/2017/model3d" xmlns:o="urn:schemas-microsoft-com:office:office" xmlns:r="http://schemas.openxmlformats.org/officeDocument/2006/relationships" xmlns:m="http://schemas.openxmlformats.org/officeDocument/2006/math" xmlns:v="urn:schemas-microsoft-com:vml" xmlns:wp14="http://schemas.microsoft.com/office/word/2010/wordprocessingDrawing" xmlns:wp="http://schemas.openxmlformats.org/drawingml/2006/wordprocessingDrawing" xmlns:w10="urn:schemas-microsoft-com:office:word" xmlns:w="http://schemas.openxmlformats.org/wordprocessingml/2006/main" xmlns:w14="http://schemas.microsoft.com/office/word/2010/wordml" xmlns:w15="http://schemas.microsoft.com/office/word/2012/wordml" xmlns:w16cex="http://schemas.microsoft.com/office/word/2018/wordml/cex" xmlns:w16cid="http://schemas.microsoft.com/office/word/2016/wordml/cid" xmlns:w16="http://schemas.microsoft.com/office/word/2018/wordml" xmlns:w16sdtdh="http://schemas.microsoft.com/office/word/2020/wordml/sdtdatahash" xmlns:w16se="http://schemas.microsoft.com/office/word/2015/wordml/symex" xmlns:wpg="http://schemas.microsoft.com/office/word/2010/wordprocessingGroup" xmlns:wpi="http://schemas.microsoft.com/office/word/2010/wordprocessingInk" xmlns:wne="http://schemas.microsoft.com/office/word/2006/wordml" xmlns:wps="http://schemas.microsoft.com/office/word/2010/wordprocessingShape" mc:Ignorable="w14 w15 w16se w16cid w16 w16cex w16sdtdh wp14">
-  <w:p>
-    <w:pPr>
-      <w:pStyle w:val="Encabezado"/>
-    </w:pPr>
-  </w:p>
-</w:hdr>
 </file>
 
 <file path=word/styles.xml><?xml version="1.0" encoding="utf-8"?>
